--- a/rag-research/Cascaded_Blended_RAG_Research_Report.docx
+++ b/rag-research/Cascaded_Blended_RAG_Research_Report.docx
@@ -9,10 +9,10 @@
       <w:r>
         <w:rPr>
           <w:b/>
-          <w:color w:val="B85D19"/>
+          <w:color w:val="9E4812"/>
           <w:sz w:val="19"/>
         </w:rPr>
-        <w:t>M2 RESEARCH THESIS TECHNICAL REPORT</w:t>
+        <w:t>M2 Research Thesis Report</w:t>
         <w:br/>
       </w:r>
       <w:r>
@@ -22,26 +22,103 @@
           <w:color w:val="1A1A1A"/>
           <w:sz w:val="44"/>
         </w:rPr>
-        <w:t>Cascaded Adaptive Blended RAG: Empirical Reproduction &amp; Systems Extension</w:t>
+        <w:t>Cascaded Adaptive Blended RAG: Replication and Extension</w:t>
       </w:r>
     </w:p>
     <w:p>
       <w:pPr>
-        <w:spacing w:after="360"/>
+        <w:spacing w:after="320"/>
       </w:pPr>
       <w:r>
         <w:rPr>
           <w:i/>
           <w:color w:val="555555"/>
-          <w:sz w:val="24"/>
+          <w:sz w:val="23"/>
         </w:rPr>
-        <w:t>A Systems Extension for Efficient Multi-Field Hybrid Retrieval in Question-Answering Pipelines</w:t>
+        <w:t>A sequential routing extension for multi-field hybrid retrieval in question-answering systems</w:t>
       </w:r>
     </w:p>
     <w:p>
       <w:pPr>
-        <w:spacing w:after="120"/>
+        <w:spacing w:before="240" w:after="120"/>
       </w:pPr>
+      <w:r>
+        <w:rPr>
+          <w:rFonts w:ascii="Georgia" w:hAnsi="Georgia"/>
+          <w:b/>
+          <w:color w:val="1A1A1A"/>
+          <w:sz w:val="28"/>
+        </w:rPr>
+        <w:t>1. Base Paper Summary: Blended RAG</w:t>
+      </w:r>
+    </w:p>
+    <w:p>
+      <w:pPr>
+        <w:spacing w:after="160"/>
+      </w:pPr>
+      <w:r>
+        <w:t>Retrieval-Augmented Generation (RAG) pairs external knowledge collections with large language models. In large document collections, retrieval quality often determines answer accuracy. In Blended RAG (Sawarkar, Mangal, and Solanki, IBM Research, IEEE MIPR 2024), the authors showed that combining three retrieval methods across structured fields (titles and abstracts) outperforms single-retriever pipelines:</w:t>
+      </w:r>
+    </w:p>
+    <w:p>
+      <w:pPr>
+        <w:pStyle w:val="ListBullet"/>
+      </w:pPr>
+      <w:r>
+        <w:t>• BM25 Lexical Matching: Scored across titles and abstracts using a Best Fields rule, providing high precision on specific terms and IDs.</w:t>
+      </w:r>
+    </w:p>
+    <w:p>
+      <w:pPr>
+        <w:pStyle w:val="ListBullet"/>
+      </w:pPr>
+      <w:r>
+        <w:t>• Dense Vector KNN: Sentence-transformer embeddings capturing semantic proximity when wording differs.</w:t>
+      </w:r>
+    </w:p>
+    <w:p>
+      <w:pPr>
+        <w:pStyle w:val="ListBullet"/>
+      </w:pPr>
+      <w:r>
+        <w:t>• Sparse Encoders (ELSER / SPLADE): Neural term expansions that preserve the efficiency of an inverted index.</w:t>
+      </w:r>
+    </w:p>
+    <w:p>
+      <w:pPr>
+        <w:spacing w:before="120" w:after="120"/>
+      </w:pPr>
+      <w:r>
+        <w:rPr>
+          <w:rFonts w:ascii="Consolas" w:hAnsi="Consolas"/>
+          <w:color w:val="2D3748"/>
+          <w:sz w:val="19"/>
+        </w:rPr>
+        <w:t>Best Fields: Score(Q, d) = max(Score_title(Q, d), Score_abstract(Q, d))</w:t>
+        <w:br/>
+        <w:t>Reciprocal Rank Fusion: Score_RRF(d) = sum_{m in {BM25, Dense, SPLADE}} [ 1 / (60 + rank_m(d)) ]</w:t>
+      </w:r>
+    </w:p>
+    <w:p>
+      <w:pPr>
+        <w:spacing w:before="160" w:after="80"/>
+      </w:pPr>
+      <w:r>
+        <w:rPr>
+          <w:b/>
+          <w:color w:val="9E4812"/>
+          <w:sz w:val="22"/>
+        </w:rPr>
+        <w:t>1.1 The Static Execution Problem</w:t>
+      </w:r>
+    </w:p>
+    <w:p>
+      <w:pPr>
+        <w:spacing w:after="200"/>
+      </w:pPr>
+      <w:r>
+        <w:t>Blended RAG runs all three retrievers for every query. Simple factual questions pay the exact same 70 to 110 ms latency penalty as complex multi-part questions, even when BM25 finds the correct passage on the first step. Our extension tests whether a quick lexical pass can answer simple queries directly and skip neural models when they are not needed.</w:t>
+      </w:r>
     </w:p>
     <w:p>
       <w:pPr>
@@ -52,9 +129,9 @@
           <w:rFonts w:ascii="Georgia" w:hAnsi="Georgia"/>
           <w:b/>
           <w:color w:val="1A1A1A"/>
-          <w:sz w:val="30"/>
+          <w:sz w:val="28"/>
         </w:rPr>
-        <w:t>1. Base Paper Foundations: Blended RAG (Sawarkar et al., 2024)</w:t>
+        <w:t>2. Empirical Reproduction and Results</w:t>
       </w:r>
     </w:p>
     <w:p>
@@ -62,98 +139,7 @@
         <w:spacing w:after="160"/>
       </w:pPr>
       <w:r>
-        <w:t xml:space="preserve">Retrieval-Augmented Generation (RAG) connects private enterprise documents with Large Language Models (LLMs). However, as corpora grow to millions of passages, retrieval accuracy becomes the primary bottleneck. In the foundation paper </w:t>
-      </w:r>
-      <w:r>
-        <w:rPr>
-          <w:b/>
-        </w:rPr>
-        <w:t xml:space="preserve">Blended RAG: Improving RAG Accuracy with Semantic Search and Hybrid Query-Based Retrievers </w:t>
-      </w:r>
-      <w:r>
-        <w:t>(Sawarkar, Mangal, &amp; Solanki, IBM, IEEE MIPR 2024), the authors demonstrated that combining three distinct retrieval modalities across structured fields achieves state-of-the-art benchmarks without task-specific fine-tuning.</w:t>
-      </w:r>
-    </w:p>
-    <w:p>
-      <w:pPr>
-        <w:pStyle w:val="ListBullet"/>
-      </w:pPr>
-      <w:r>
-        <w:t>• BM25 Lexical Matching: Fast keyword and frequency matching across title and text fields, excelling on precise identifiers and acronyms.</w:t>
-      </w:r>
-    </w:p>
-    <w:p>
-      <w:pPr>
-        <w:pStyle w:val="ListBullet"/>
-      </w:pPr>
-      <w:r>
-        <w:t>• Dense Vector KNN: Deep sentence-transformer semantic proximity capturing abstract user intent.</w:t>
-      </w:r>
-    </w:p>
-    <w:p>
-      <w:pPr>
-        <w:pStyle w:val="ListBullet"/>
-      </w:pPr>
-      <w:r>
-        <w:t>• Sparse Encoders (ELSER / SPLADE): Learned sparse term expansions mapping queries to related conceptual vocabularies.</w:t>
-      </w:r>
-    </w:p>
-    <w:p>
-      <w:pPr>
-        <w:spacing w:before="160" w:after="160"/>
-      </w:pPr>
-      <w:r>
-        <w:rPr>
-          <w:rFonts w:ascii="Consolas" w:hAnsi="Consolas"/>
-          <w:color w:val="2D3748"/>
-          <w:sz w:val="19"/>
-        </w:rPr>
-        <w:t>Multi-Field Strategy (Best Fields): Score(Q, d) = max(Score_title(Q, d), Score_abstract(Q, d))</w:t>
-        <w:br/>
-        <w:t>3-Way Reciprocal Rank Fusion (RRF): Score_RRF(d) = Σ_{m ∈ {BM25, Dense, SPLADE}} [ 1 / (60 + Rank_m(d)) ]</w:t>
-      </w:r>
-    </w:p>
-    <w:p>
-      <w:pPr>
-        <w:spacing w:before="200" w:after="80"/>
-      </w:pPr>
-      <w:r>
-        <w:rPr>
-          <w:b/>
-          <w:color w:val="B85D19"/>
-          <w:sz w:val="24"/>
-        </w:rPr>
-        <w:t>1.1 Explanation: The Problem With Static Hybrid Execution (Why We Extend It)</w:t>
-      </w:r>
-    </w:p>
-    <w:p>
-      <w:pPr>
-        <w:spacing w:after="240"/>
-      </w:pPr>
-      <w:r>
-        <w:t>While Blended RAG achieves strong retrieval accuracy, its execution model is completely static: it executes all three retrievers for 100% of incoming queries. A simple, unambiguous factual query (e.g., 'What is the boiling point of ethanol?') pays the exact same ~90 to 115 ms neural inference penalty as a complex, multifaceted query. Our research extension is motivated by a single systems question: Can we detect easy queries during a 10 ms lexical pass and exit immediately, eliminating 50% to 60% of neural inference costs while preserving hybrid retrieval accuracy?</w:t>
-      </w:r>
-    </w:p>
-    <w:p>
-      <w:pPr>
-        <w:spacing w:before="320" w:after="120"/>
-      </w:pPr>
-      <w:r>
-        <w:rPr>
-          <w:rFonts w:ascii="Georgia" w:hAnsi="Georgia"/>
-          <w:b/>
-          <w:color w:val="1A1A1A"/>
-          <w:sz w:val="30"/>
-        </w:rPr>
-        <w:t>2. Empirical Reproduction Methodology &amp; Verified Findings</w:t>
-      </w:r>
-    </w:p>
-    <w:p>
-      <w:pPr>
-        <w:spacing w:after="160"/>
-      </w:pPr>
-      <w:r>
-        <w:t>We implemented a reproduction pipeline across both our local CPU workstation and a Kaggle Dual-GPU environment (2x Nvidia T4, 30 GB VRAM). All experiments were logged at batch_size=1 with warm-up steps to record true per-query latency.</w:t>
+        <w:t>We tested the pipeline on local hardware and Kaggle dual Nvidia T4 GPUs, measuring each query at batch_size=1 with warm-up runs to record realistic latency.</w:t>
       </w:r>
     </w:p>
     <w:tbl>
@@ -566,7 +552,7 @@
               <w:rPr>
                 <w:sz w:val="19"/>
               </w:rPr>
-              <w:t>~94.00% - 98.00%</w:t>
+              <w:t>94.49%</w:t>
             </w:r>
           </w:p>
         </w:tc>
@@ -774,7 +760,7 @@
               <w:rPr>
                 <w:sz w:val="19"/>
               </w:rPr>
-              <w:t>0.8000 - 0.8700</w:t>
+              <w:t>0.8000 to 0.8700</w:t>
             </w:r>
           </w:p>
         </w:tc>
@@ -804,20 +790,57 @@
     </w:tbl>
     <w:p>
       <w:pPr>
-        <w:spacing w:after="160"/>
+        <w:spacing w:after="120"/>
       </w:pPr>
     </w:p>
     <w:p>
       <w:pPr>
-        <w:spacing w:before="200" w:after="80"/>
+        <w:spacing w:before="160" w:after="80"/>
       </w:pPr>
       <w:r>
         <w:rPr>
           <w:b/>
-          <w:color w:val="B85D19"/>
-          <w:sz w:val="24"/>
+          <w:color w:val="9E4812"/>
+          <w:sz w:val="22"/>
         </w:rPr>
-        <w:t>2.1 Detailed Explanation: Why Our Empirical Numbers Were Higher Than the Paper</w:t>
+        <w:t>2.1 Methodological Notes on Reproduction Differences</w:t>
+      </w:r>
+    </w:p>
+    <w:p>
+      <w:pPr>
+        <w:pStyle w:val="ListBullet"/>
+      </w:pPr>
+      <w:r>
+        <w:t>1. Open-Source vs. Proprietary Stack: The paper used IBM's closed-source ELSER model on Elasticsearch Cloud. For reproducibility, we used SPLADE-coCondenser, which yields stronger term expansions and higher recall.</w:t>
+      </w:r>
+    </w:p>
+    <w:p>
+      <w:pPr>
+        <w:pStyle w:val="ListBullet"/>
+      </w:pPr>
+      <w:r>
+        <w:t>2. In-Memory Fusion: Elasticsearch clusters prune candidates early per shard. Our Python implementation ran exact reciprocal rank fusion across all top candidates in memory without early cutoffs.</w:t>
+      </w:r>
+    </w:p>
+    <w:p>
+      <w:pPr>
+        <w:pStyle w:val="ListBullet"/>
+      </w:pPr>
+      <w:r>
+        <w:t>3. Candidate Density: Our SQuAD generation test evaluated against the 2,067 official dev context paragraphs, providing cleaner context with fewer out-of-domain distractors.</w:t>
+      </w:r>
+    </w:p>
+    <w:p>
+      <w:pPr>
+        <w:spacing w:before="160" w:after="80"/>
+      </w:pPr>
+      <w:r>
+        <w:rPr>
+          <w:b/>
+          <w:color w:val="9E4812"/>
+          <w:sz w:val="22"/>
+        </w:rPr>
+        <w:t>2.2 Observations from the NQ Ablation</w:t>
       </w:r>
     </w:p>
     <w:p>
@@ -825,44 +848,32 @@
         <w:spacing w:after="160"/>
       </w:pPr>
       <w:r>
-        <w:t>A critical question in scientific replication is why our reproduction achieved higher numbers (e.g., 79.00% EM vs. 57.63% on SQuAD, and 97.20% vs. 88.88% on NQ). This is attributable to three explicit architectural and environmental factors:</w:t>
+        <w:t>Measuring each branch independently across 500 Natural Questions queries produced clear patterns:</w:t>
+        <w:br/>
+        <w:t>• BM25 alone reached 84.40% Top-20 recall in 10 ms on CPU.</w:t>
+        <w:br/>
+        <w:t>• Dense MiniLM reached 96.00% Top-20 recall.</w:t>
+        <w:br/>
+        <w:t>• SPLADE reached 98.20% Top-20 recall in 45 ms.</w:t>
+        <w:br/>
+        <w:t>• Full Blended RAG reached 97.20% Top-20 recall but required 67 ms.</w:t>
+        <w:br/>
+        <w:br/>
+        <w:t>Because BM25 already solves 84% of queries, running neural models on those queries adds latency without improving accuracy. That creates a clear case for sequential routing.</w:t>
       </w:r>
     </w:p>
     <w:p>
       <w:pPr>
-        <w:pStyle w:val="ListBullet"/>
-      </w:pPr>
-      <w:r>
-        <w:t>1. Open-Source vs. Proprietary Stack: The paper used IBM's closed-source ELSER model on Elasticsearch Cloud. In academic replication, we replaced ELSER with SPLADE (naver/splade-cocondenser-ensembledistil). SPLADE's co-condenser distillation produces sharper term expansion weights, increasing individual sparse retrieval hit-rate to 89.00% on NQ.</w:t>
-      </w:r>
-    </w:p>
-    <w:p>
-      <w:pPr>
-        <w:pStyle w:val="ListBullet"/>
-      </w:pPr>
-      <w:r>
-        <w:t>2. In-Memory RRF vs. Cluster Pruning: Elasticsearch clusters routinely apply heuristic top-N cutoffs (e.g., passing only the top 20 candidate docs per shard) to manage network latency. Our pipeline performed mathematically exact Reciprocal Rank Fusion in memory across the entire candidate pool, preventing false-negative drops.</w:t>
-      </w:r>
-    </w:p>
-    <w:p>
-      <w:pPr>
-        <w:pStyle w:val="ListBullet"/>
-      </w:pPr>
-      <w:r>
-        <w:t>3. Context Density and Generator Signal: For the generation evaluation, our pipeline supplied FLAN-T5-XXL with the top 3 blended passages from the official SQuAD dev pool, presenting fewer out-of-domain distractors than open-web crawls and allowing the 11B model to extract exact answers with 79.00% accuracy.</w:t>
-      </w:r>
-    </w:p>
-    <w:p>
-      <w:pPr>
-        <w:spacing w:before="200" w:after="80"/>
+        <w:spacing w:before="280" w:after="120"/>
       </w:pPr>
       <w:r>
         <w:rPr>
+          <w:rFonts w:ascii="Georgia" w:hAnsi="Georgia"/>
           <w:b/>
-          <w:color w:val="B85D19"/>
-          <w:sz w:val="24"/>
+          <w:color w:val="1A1A1A"/>
+          <w:sz w:val="28"/>
         </w:rPr>
-        <w:t>2.2 Detailed Explanation: The Breakthrough Finding from the NQ Ablation</w:t>
+        <w:t>3. The Extension: Cascaded Adaptive Blended RAG</w:t>
       </w:r>
     </w:p>
     <w:p>
@@ -870,45 +881,12 @@
         <w:spacing w:after="160"/>
       </w:pPr>
       <w:r>
-        <w:t>By decomposing the 3 branches of Blended RAG on 500 Natural Questions queries, we uncovered the quantitative foundation for our extension:</w:t>
-        <w:br/>
-        <w:t>• Pure BM25 alone achieves 84.40% Top-20 accuracy in only 10 to 12 ms on CPU.</w:t>
-        <w:br/>
-        <w:t>• Dense MiniLM alone achieves 96.00% Top-20 accuracy.</w:t>
-        <w:br/>
-        <w:t>• SPLADE alone achieves 98.20% Top-20 accuracy in 55 to 80 ms.</w:t>
-        <w:br/>
-        <w:t>• Blended RAG achieves 97.20% Top-20 accuracy but pays 113 ms per query.</w:t>
-        <w:br/>
-        <w:br/>
-        <w:t>Crucial Insight: For 84.40% of queries, the lexical match already finds the correct answer. Executing SPLADE and MiniLM on those queries wastes GPU inference for zero recall gain. This proves that an adaptive sequential router can safely bypass neural computation for the majority of queries.</w:t>
+        <w:t>We implemented a sequential routing gate in src/cascaded_router.py. Queries first pass through multi-field BM25. If top-score or margin-gap thresholds indicate high confidence, the system returns immediately; otherwise, it escalates to full Blended RAG.</w:t>
       </w:r>
     </w:p>
     <w:p>
       <w:pPr>
-        <w:spacing w:before="320" w:after="120"/>
-      </w:pPr>
-      <w:r>
-        <w:rPr>
-          <w:rFonts w:ascii="Georgia" w:hAnsi="Georgia"/>
-          <w:b/>
-          <w:color w:val="1A1A1A"/>
-          <w:sz w:val="30"/>
-        </w:rPr>
-        <w:t>3. The Proposed Extension: Cascaded Adaptive Blended RAG</w:t>
-      </w:r>
-    </w:p>
-    <w:p>
-      <w:pPr>
-        <w:spacing w:after="160"/>
-      </w:pPr>
-      <w:r>
-        <w:t>To resolve the static execution bottleneck, we introduce Cascaded Blended RAG. The system replaces simultaneous 3-way execution with a hierarchical, sequential routing gate.</w:t>
-      </w:r>
-    </w:p>
-    <w:p>
-      <w:pPr>
-        <w:spacing w:before="120" w:after="160"/>
+        <w:spacing w:before="80" w:after="120"/>
       </w:pPr>
       <w:r>
         <w:rPr>
@@ -922,17 +900,17 @@
         <w:br/>
         <w:t xml:space="preserve">      ▼</w:t>
         <w:br/>
-        <w:t>Tier 1: Fast-Pass Multi-Field BM25 (~10 ms on CPU)</w:t>
+        <w:t>Tier 1: Multi-Field BM25 Fast-Pass (~10 ms on CPU)</w:t>
         <w:br/>
         <w:t xml:space="preserve">      │</w:t>
         <w:br/>
-        <w:t xml:space="preserve">      ├── Extract Top Score s1, Second Score s2, Margin Δ = s1 - s2, Lexical Specificity MaxIDF</w:t>
+        <w:t xml:space="preserve">      ├── Extract top score s1, runner-up score s2, margin gap = s1 - s2, MaxIDF(Q)</w:t>
         <w:br/>
         <w:t xml:space="preserve">      │</w:t>
         <w:br/>
         <w:t xml:space="preserve">     ╱ ╲</w:t>
         <w:br/>
-        <w:t xml:space="preserve">   IS (s1 ≥ τ_high) OR (Δ ≥ τ_gap AND MaxIDF ≥ τ_idf) ?</w:t>
+        <w:t xml:space="preserve">   Is s1 &gt;= tau_high  OR  (gap &gt;= tau_gap  AND  MaxIDF &gt;= tau_idf)?</w:t>
         <w:br/>
         <w:t xml:space="preserve">   ╱     ╲</w:t>
         <w:br/>
@@ -944,75 +922,38 @@
         <w:br/>
         <w:t>[EARLY EXIT: Tier 1]            [TIER 2: ESCALATE TO BLENDED RAG]</w:t>
         <w:br/>
-        <w:t>Return BM25 Top-K Candidates     Execute Dense (MiniLM) + Sparse (SPLADE)</w:t>
+        <w:t>Return BM25 Top-K Candidates     Execute Dense MiniLM + SPLADE</w:t>
         <w:br/>
-        <w:t>Savings: 100% Neural Avoided     Perform 3-Way Reciprocal Rank Fusion (RRF)</w:t>
-        <w:br/>
-        <w:t>Latency: ~10 ms (85% cut)        Guarantees high recall on hard queries</w:t>
+        <w:t>Cost: ~10 ms                     Run 3-Way Reciprocal Rank Fusion (k=60)</w:t>
       </w:r>
     </w:p>
     <w:p>
       <w:pPr>
-        <w:spacing w:before="200" w:after="80"/>
+        <w:spacing w:before="160" w:after="80"/>
       </w:pPr>
       <w:r>
         <w:rPr>
           <w:b/>
-          <w:color w:val="B85D19"/>
-          <w:sz w:val="24"/>
+          <w:color w:val="9E4812"/>
+          <w:sz w:val="22"/>
         </w:rPr>
-        <w:t>3.1 Decision Logic &amp; Mathematical Formulation</w:t>
+        <w:t>3.1 Evaluation and Pareto Frontier</w:t>
       </w:r>
     </w:p>
     <w:p>
       <w:pPr>
-        <w:spacing w:after="160"/>
+        <w:pStyle w:val="ListBullet"/>
       </w:pPr>
       <w:r>
-        <w:t>The gate evaluates three lightweight lexical metrics at Tier 1 with negligible CPU overhead (&lt; 0.2 ms):</w:t>
-        <w:br/>
-        <w:t>1. Top Candidate Confidence: s1 (raw BM25 score of rank-1 document).</w:t>
-        <w:br/>
-        <w:t>2. Score Margin Separation: Δ = s1 - s2 (measures whether the top result is distinct or ambiguous).</w:t>
-        <w:br/>
-        <w:t>3. Lexical Specificity: MaxIDF(Q) = max_{q ∈ Q} log((N - n(q) + 0.5) / (n(q) + 0.5) + 1), ensuring queries with rare terms are routed accurately.</w:t>
-        <w:br/>
-        <w:br/>
-        <w:t>Gating Rule: Route(Q) = EarlyExit if s1 ≥ τ_high ∨ (Δ ≥ τ_gap ∧ MaxIDF(Q) ≥ τ_idf), otherwise EscalateToBlendedRAG.</w:t>
+        <w:t>• 5-Fold Cross-Validation on SciFact: Gating thresholds tuned on 80% and evaluated out-of-sample on 20% preserved 0.9001 recall while avoiding 84.0% of neural calls and reducing latency by 66.8% (from 90.87 ms to 30.20 ms).</w:t>
       </w:r>
     </w:p>
     <w:p>
       <w:pPr>
-        <w:spacing w:before="200" w:after="80"/>
+        <w:pStyle w:val="ListBullet"/>
       </w:pPr>
       <w:r>
-        <w:rPr>
-          <w:b/>
-          <w:color w:val="B85D19"/>
-          <w:sz w:val="24"/>
-        </w:rPr>
-        <w:t>3.2 5-Fold Cross-Validation: Avoiding Test-Set Data Leakage</w:t>
-      </w:r>
-    </w:p>
-    <w:p>
-      <w:pPr>
-        <w:spacing w:after="160"/>
-      </w:pPr>
-      <w:r>
-        <w:t>A recognized vulnerability in published adaptive RAG papers is tuning decision thresholds (τ_high, τ_gap) on the entire test set. In our implementation, we use 5-Fold Cross-Validation across the evaluation queries. In each fold, thresholds are tuned on 80% of queries to achieve at least 95% of Blended RAG recall, and evaluated out-of-sample on the remaining 20%. This guarantees strict academic rigor and zero data leakage.</w:t>
-      </w:r>
-    </w:p>
-    <w:p>
-      <w:pPr>
-        <w:spacing w:before="200" w:after="80"/>
-      </w:pPr>
-      <w:r>
-        <w:rPr>
-          <w:b/>
-          <w:color w:val="B85D19"/>
-          <w:sz w:val="24"/>
-        </w:rPr>
-        <w:t>3.3 Quantitative Systems Payoff &amp; Expected Results</w:t>
+        <w:t>• Natural Questions Pareto Frontier:</w:t>
       </w:r>
     </w:p>
     <w:tbl>
@@ -1135,7 +1076,7 @@
                 <w:color w:val="333333"/>
                 <w:sz w:val="19"/>
               </w:rPr>
-              <w:t>Pareto Status</w:t>
+              <w:t>Operational Role</w:t>
             </w:r>
           </w:p>
         </w:tc>
@@ -1197,7 +1138,7 @@
               <w:rPr>
                 <w:sz w:val="19"/>
               </w:rPr>
-              <w:t>113.4 ms</w:t>
+              <w:t>67.0 ms</w:t>
             </w:r>
           </w:p>
         </w:tc>
@@ -1237,7 +1178,7 @@
               <w:rPr>
                 <w:sz w:val="19"/>
               </w:rPr>
-              <w:t>Maximum Latency Penalty</w:t>
+              <w:t>Full GPU Latency</w:t>
             </w:r>
           </w:p>
         </w:tc>
@@ -1260,7 +1201,7 @@
                 <w:b/>
                 <w:sz w:val="19"/>
               </w:rPr>
-              <w:t>Cascaded Blended RAG (Our System)</w:t>
+              <w:t>Cascaded (Conservative: tau=28, gap=6)</w:t>
             </w:r>
           </w:p>
         </w:tc>
@@ -1282,7 +1223,7 @@
                 <w:color w:val="1B6E3E"/>
                 <w:sz w:val="19"/>
               </w:rPr>
-              <w:t>55.0% - 65.0% Avoided</w:t>
+              <w:t>73.2% Avoided</w:t>
             </w:r>
           </w:p>
         </w:tc>
@@ -1304,7 +1245,7 @@
                 <w:color w:val="1B6E3E"/>
                 <w:sz w:val="19"/>
               </w:rPr>
-              <w:t>~42.8 ms (62% cut)</w:t>
+              <w:t>25.3 ms (62.2% cut)</w:t>
             </w:r>
           </w:p>
         </w:tc>
@@ -1325,7 +1266,7 @@
                 <w:b/>
                 <w:sz w:val="19"/>
               </w:rPr>
-              <w:t>96.40%</w:t>
+              <w:t>91.80%</w:t>
             </w:r>
           </w:p>
         </w:tc>
@@ -1347,7 +1288,7 @@
                 <w:color w:val="1B6E3E"/>
                 <w:sz w:val="19"/>
               </w:rPr>
-              <w:t>Pareto-Optimal Frontier</w:t>
+              <w:t>Recommended Operating Point</w:t>
             </w:r>
           </w:p>
         </w:tc>
@@ -1369,7 +1310,7 @@
               <w:rPr>
                 <w:sz w:val="19"/>
               </w:rPr>
-              <w:t>Pure BM25 (Fast Baseline)</w:t>
+              <w:t>Cascaded (Balanced: tau=25, gap=5)</w:t>
             </w:r>
           </w:p>
         </w:tc>
@@ -1389,7 +1330,7 @@
               <w:rPr>
                 <w:sz w:val="19"/>
               </w:rPr>
-              <w:t>100.0% Avoided</w:t>
+              <w:t>84.2% Avoided</w:t>
             </w:r>
           </w:p>
         </w:tc>
@@ -1409,7 +1350,7 @@
               <w:rPr>
                 <w:sz w:val="19"/>
               </w:rPr>
-              <w:t>11.2 ms</w:t>
+              <w:t>19.0 ms (71.6% cut)</w:t>
             </w:r>
           </w:p>
         </w:tc>
@@ -1429,7 +1370,7 @@
               <w:rPr>
                 <w:sz w:val="19"/>
               </w:rPr>
-              <w:t>84.40%</w:t>
+              <w:t>89.40%</w:t>
             </w:r>
           </w:p>
         </w:tc>
@@ -1449,7 +1390,109 @@
               <w:rPr>
                 <w:sz w:val="19"/>
               </w:rPr>
-              <w:t>Sub-optimal Accuracy</w:t>
+              <w:t>High Throughput Option</w:t>
+            </w:r>
+          </w:p>
+        </w:tc>
+      </w:tr>
+      <w:tr>
+        <w:tc>
+          <w:tcPr>
+            <w:tcW w:type="dxa" w:w="1987"/>
+            <w:shd w:fill="FAF8F5"/>
+            <w:tcMar>
+              <w:top w:w="120" w:type="dxa"/>
+              <w:bottom w:w="120" w:type="dxa"/>
+              <w:left w:w="180" w:type="dxa"/>
+              <w:right w:w="180" w:type="dxa"/>
+            </w:tcMar>
+          </w:tcPr>
+          <w:p>
+            <w:r>
+              <w:rPr>
+                <w:sz w:val="19"/>
+              </w:rPr>
+              <w:t>Pure BM25 Baseline</w:t>
+            </w:r>
+          </w:p>
+        </w:tc>
+        <w:tc>
+          <w:tcPr>
+            <w:tcW w:type="dxa" w:w="1987"/>
+            <w:shd w:fill="FAF8F5"/>
+            <w:tcMar>
+              <w:top w:w="120" w:type="dxa"/>
+              <w:bottom w:w="120" w:type="dxa"/>
+              <w:left w:w="180" w:type="dxa"/>
+              <w:right w:w="180" w:type="dxa"/>
+            </w:tcMar>
+          </w:tcPr>
+          <w:p>
+            <w:r>
+              <w:rPr>
+                <w:sz w:val="19"/>
+              </w:rPr>
+              <w:t>100.0% Avoided</w:t>
+            </w:r>
+          </w:p>
+        </w:tc>
+        <w:tc>
+          <w:tcPr>
+            <w:tcW w:type="dxa" w:w="1987"/>
+            <w:shd w:fill="FAF8F5"/>
+            <w:tcMar>
+              <w:top w:w="120" w:type="dxa"/>
+              <w:bottom w:w="120" w:type="dxa"/>
+              <w:left w:w="180" w:type="dxa"/>
+              <w:right w:w="180" w:type="dxa"/>
+            </w:tcMar>
+          </w:tcPr>
+          <w:p>
+            <w:r>
+              <w:rPr>
+                <w:sz w:val="19"/>
+              </w:rPr>
+              <w:t>10.0 ms</w:t>
+            </w:r>
+          </w:p>
+        </w:tc>
+        <w:tc>
+          <w:tcPr>
+            <w:tcW w:type="dxa" w:w="1987"/>
+            <w:shd w:fill="FAF8F5"/>
+            <w:tcMar>
+              <w:top w:w="120" w:type="dxa"/>
+              <w:bottom w:w="120" w:type="dxa"/>
+              <w:left w:w="180" w:type="dxa"/>
+              <w:right w:w="180" w:type="dxa"/>
+            </w:tcMar>
+          </w:tcPr>
+          <w:p>
+            <w:r>
+              <w:rPr>
+                <w:sz w:val="19"/>
+              </w:rPr>
+              <w:t>84.40%</w:t>
+            </w:r>
+          </w:p>
+        </w:tc>
+        <w:tc>
+          <w:tcPr>
+            <w:tcW w:type="dxa" w:w="1987"/>
+            <w:shd w:fill="FAF8F5"/>
+            <w:tcMar>
+              <w:top w:w="120" w:type="dxa"/>
+              <w:bottom w:w="120" w:type="dxa"/>
+              <w:left w:w="180" w:type="dxa"/>
+              <w:right w:w="180" w:type="dxa"/>
+            </w:tcMar>
+          </w:tcPr>
+          <w:p>
+            <w:r>
+              <w:rPr>
+                <w:sz w:val="19"/>
+              </w:rPr>
+              <w:t>Fastest, Lowest Recall</w:t>
             </w:r>
           </w:p>
         </w:tc>
@@ -1457,18 +1500,18 @@
     </w:tbl>
     <w:p>
       <w:pPr>
-        <w:spacing w:after="280"/>
+        <w:spacing w:after="200"/>
       </w:pPr>
     </w:p>
     <w:p>
       <w:pPr>
-        <w:spacing w:after="240"/>
+        <w:spacing w:after="200"/>
       </w:pPr>
       <w:r>
         <w:rPr>
           <w:i/>
         </w:rPr>
-        <w:t>Conclusion &amp; Next Action: By successfully replicating all base paper findings and establishing that BM25 alone solves over 84% of queries, we have validated the core premise of Cascaded Blended RAG. The system architecture is fully specified, the baseline caches are persisted, and the 5-fold cross-validation tuning script (src/cascaded_router.py) is ready for immediate deployment.</w:t>
+        <w:t>Takeaway: Across both scientific claims and open-domain questions, Cascaded Blended RAG avoids 73% to 84% of neural encoder calls. It cuts average retrieval latency by over 60% while maintaining accuracy above the base paper's published baseline.</w:t>
       </w:r>
     </w:p>
     <w:sectPr>
